--- a/resources/harness/default.md.docx
+++ b/resources/harness/default.md.docx
@@ -7,7 +7,7 @@
         <w:pStyle w:val="Heading1"/>
         <w:rPr/>
       </w:pPr>
-      <w:bookmarkStart w:colFirst="0" w:colLast="0" w:name="_a1qxf4878c75" w:id="0"/>
+      <w:bookmarkStart w:colFirst="0" w:colLast="0" w:name="_trasttv840sy" w:id="0"/>
       <w:bookmarkEnd w:id="0"/>
       <w:r>
         <w:rPr>
@@ -21,7 +21,7 @@
         <w:pStyle w:val="Heading2"/>
         <w:rPr/>
       </w:pPr>
-      <w:bookmarkStart w:colFirst="0" w:colLast="0" w:name="_3nv9utke4r50" w:id="1"/>
+      <w:bookmarkStart w:colFirst="0" w:colLast="0" w:name="_i4wwzni6xhtq" w:id="1"/>
       <w:bookmarkEnd w:id="1"/>
       <w:r>
         <w:rPr>
@@ -46,7 +46,7 @@
         <w:pStyle w:val="Heading2"/>
         <w:rPr/>
       </w:pPr>
-      <w:bookmarkStart w:colFirst="0" w:colLast="0" w:name="_ryrdboec8xco" w:id="2"/>
+      <w:bookmarkStart w:colFirst="0" w:colLast="0" w:name="_56htesok6j0q" w:id="2"/>
       <w:bookmarkEnd w:id="2"/>
       <w:r>
         <w:rPr>
@@ -99,7 +99,7 @@
         <w:pStyle w:val="Heading2"/>
         <w:rPr/>
       </w:pPr>
-      <w:bookmarkStart w:colFirst="0" w:colLast="0" w:name="_6sxphgllg7b4" w:id="3"/>
+      <w:bookmarkStart w:colFirst="0" w:colLast="0" w:name="_gmpieg9uyhla" w:id="3"/>
       <w:bookmarkEnd w:id="3"/>
       <w:r>
         <w:rPr>
@@ -448,7 +448,7 @@
         <w:pStyle w:val="Heading2"/>
         <w:rPr/>
       </w:pPr>
-      <w:bookmarkStart w:colFirst="0" w:colLast="0" w:name="_wvvaria4deqg" w:id="4"/>
+      <w:bookmarkStart w:colFirst="0" w:colLast="0" w:name="_nx99n3t64wxa" w:id="4"/>
       <w:bookmarkEnd w:id="4"/>
       <w:r>
         <w:rPr>
@@ -464,6 +464,7 @@
           <w:numId w:val="1"/>
         </w:numPr>
         <w:ind w:left="720" w:hanging="360"/>
+        <w:rPr/>
       </w:pPr>
       <w:r>
         <w:rPr>
@@ -493,6 +494,7 @@
           <w:numId w:val="1"/>
         </w:numPr>
         <w:ind w:left="720" w:hanging="360"/>
+        <w:rPr/>
       </w:pPr>
       <w:r>
         <w:rPr>
@@ -550,6 +552,7 @@
           <w:numId w:val="1"/>
         </w:numPr>
         <w:ind w:left="720" w:hanging="360"/>
+        <w:rPr/>
       </w:pPr>
       <w:r>
         <w:rPr>
@@ -579,6 +582,7 @@
           <w:numId w:val="1"/>
         </w:numPr>
         <w:ind w:left="720" w:hanging="360"/>
+        <w:rPr/>
       </w:pPr>
       <w:r>
         <w:rPr>
@@ -620,7 +624,7 @@
         <w:pStyle w:val="Heading2"/>
         <w:rPr/>
       </w:pPr>
-      <w:bookmarkStart w:colFirst="0" w:colLast="0" w:name="_xsslqm26wv8e" w:id="5"/>
+      <w:bookmarkStart w:colFirst="0" w:colLast="0" w:name="_4gqvrsgh9puk" w:id="5"/>
       <w:bookmarkEnd w:id="5"/>
       <w:r>
         <w:rPr>
@@ -851,7 +855,7 @@
         <w:pStyle w:val="Heading2"/>
         <w:rPr/>
       </w:pPr>
-      <w:bookmarkStart w:colFirst="0" w:colLast="0" w:name="_gys0id9gxg3i" w:id="6"/>
+      <w:bookmarkStart w:colFirst="0" w:colLast="0" w:name="_2sshgbpq7ooi" w:id="6"/>
       <w:bookmarkEnd w:id="6"/>
       <w:r>
         <w:rPr>
@@ -867,6 +871,7 @@
           <w:numId w:val="1"/>
         </w:numPr>
         <w:ind w:left="720" w:hanging="360"/>
+        <w:rPr/>
       </w:pPr>
       <w:r>
         <w:rPr>
@@ -882,6 +887,7 @@
           <w:numId w:val="1"/>
         </w:numPr>
         <w:ind w:left="720" w:hanging="360"/>
+        <w:rPr/>
       </w:pPr>
       <w:r>
         <w:rPr>
@@ -897,6 +903,7 @@
           <w:numId w:val="1"/>
         </w:numPr>
         <w:ind w:left="720" w:hanging="360"/>
+        <w:rPr/>
       </w:pPr>
       <w:r>
         <w:rPr>
@@ -912,6 +919,7 @@
           <w:numId w:val="1"/>
         </w:numPr>
         <w:ind w:left="720" w:hanging="360"/>
+        <w:rPr/>
       </w:pPr>
       <w:r>
         <w:rPr>
@@ -941,6 +949,7 @@
           <w:numId w:val="1"/>
         </w:numPr>
         <w:ind w:left="720" w:hanging="360"/>
+        <w:rPr/>
       </w:pPr>
       <w:r>
         <w:rPr>
@@ -956,6 +965,7 @@
           <w:numId w:val="1"/>
         </w:numPr>
         <w:ind w:left="720" w:hanging="360"/>
+        <w:rPr/>
       </w:pPr>
       <w:r>
         <w:rPr>
@@ -1011,7 +1021,7 @@
         <w:pStyle w:val="Heading2"/>
         <w:rPr/>
       </w:pPr>
-      <w:bookmarkStart w:colFirst="0" w:colLast="0" w:name="_1fqhg8hou0b9" w:id="7"/>
+      <w:bookmarkStart w:colFirst="0" w:colLast="0" w:name="_3ek9wa7dxgwi" w:id="7"/>
       <w:bookmarkEnd w:id="7"/>
       <w:r>
         <w:rPr>
@@ -1114,7 +1124,7 @@
         <w:pStyle w:val="Heading2"/>
         <w:rPr/>
       </w:pPr>
-      <w:bookmarkStart w:colFirst="0" w:colLast="0" w:name="_q2pqx7c5sgkc" w:id="8"/>
+      <w:bookmarkStart w:colFirst="0" w:colLast="0" w:name="_tl89pfx19vky" w:id="8"/>
       <w:bookmarkEnd w:id="8"/>
       <w:r>
         <w:rPr>
@@ -1265,7 +1275,7 @@
         <w:pStyle w:val="Heading2"/>
         <w:rPr/>
       </w:pPr>
-      <w:bookmarkStart w:colFirst="0" w:colLast="0" w:name="_d9k302rss3pg" w:id="9"/>
+      <w:bookmarkStart w:colFirst="0" w:colLast="0" w:name="_3d2q1v4ka88t" w:id="9"/>
       <w:bookmarkEnd w:id="9"/>
       <w:r>
         <w:rPr>
@@ -1281,6 +1291,7 @@
           <w:numId w:val="1"/>
         </w:numPr>
         <w:ind w:left="720" w:hanging="360"/>
+        <w:rPr/>
       </w:pPr>
       <w:r>
         <w:rPr>
@@ -1296,6 +1307,7 @@
           <w:numId w:val="1"/>
         </w:numPr>
         <w:ind w:left="720" w:hanging="360"/>
+        <w:rPr/>
       </w:pPr>
       <w:r>
         <w:rPr>
@@ -1311,6 +1323,7 @@
           <w:numId w:val="1"/>
         </w:numPr>
         <w:ind w:left="720" w:hanging="360"/>
+        <w:rPr/>
       </w:pPr>
       <w:r>
         <w:rPr>
